--- a/docs/feasibility/04_Managed-Partner-Development_Feasibility-Study.docx
+++ b/docs/feasibility/04_Managed-Partner-Development_Feasibility-Study.docx
@@ -3526,7 +3526,41 @@
                 <w:sz w:val="20"/>
                 <w:szCs w:val="20"/>
               </w:rPr>
-              <w:t xml:space="preserve">Not applicable — two partners.</w:t>
+              <w:t xml:space="preserve">Automatum and OBP propose Managed Partner Development: a twelve-month retainer that stands up and runs an ISV's reseller channel on AWS, priced $2,500 / $5,000 / $7,500 a month.</w:t>
+            </w:r>
+          </w:p>
+          <w:p>
+            <w:pPr>
+              <w:rPr>
+                <w:rFonts w:ascii="Amazon Ember" w:hAnsi="Amazon Ember" w:cs="Amazon Ember"/>
+                <w:sz w:val="20"/>
+                <w:szCs w:val="20"/>
+              </w:rPr>
+            </w:pPr>
+            <w:r>
+              <w:rPr>
+                <w:rFonts w:ascii="Amazon Ember" w:hAnsi="Amazon Ember" w:cs="Amazon Ember"/>
+                <w:sz w:val="20"/>
+                <w:szCs w:val="20"/>
+              </w:rPr>
+              <w:t xml:space="preserve">What the partners commit to is the roster under management and the machinery around it — up to six, up to twelve, or an uncapped roster of net new partners recruited and managed, a CPPO deal desk at the rung's turnaround, training on cadence, channel reviews with sourced-pipeline and attribution reporting, and Kiflo Core operated inside the fee. What they report, and target rather than guarantee, is partners issuing offers, because that depends on the partners themselves.</w:t>
+            </w:r>
+          </w:p>
+          <w:p>
+            <w:pPr>
+              <w:rPr>
+                <w:rFonts w:ascii="Amazon Ember" w:hAnsi="Amazon Ember" w:cs="Amazon Ember"/>
+                <w:sz w:val="20"/>
+                <w:szCs w:val="20"/>
+              </w:rPr>
+            </w:pPr>
+            <w:r>
+              <w:rPr>
+                <w:rFonts w:ascii="Amazon Ember" w:hAnsi="Amazon Ember" w:cs="Amazon Ember"/>
+                <w:sz w:val="20"/>
+                <w:szCs w:val="20"/>
+              </w:rPr>
+              <w:t xml:space="preserve">Ramp from first outreach to a first partner transaction models at eight months, which sets the twelve-month term.</w:t>
             </w:r>
           </w:p>
         </w:tc>
@@ -3580,7 +3614,58 @@
                 <w:sz w:val="20"/>
                 <w:szCs w:val="20"/>
               </w:rPr>
-              <w:t xml:space="preserve">Not applicable — two partners.</w:t>
+              <w:t xml:space="preserve">Final delivery is a working reseller channel: executed partner agreements and a margin schedule, a live partner portal carrying onboarding, deal registration and commission tracking, recruitment and enablement running on a named cadence, a deal desk answering registrations, and a monthly report whose headline number is partners issuing offers.</w:t>
+            </w:r>
+          </w:p>
+          <w:p>
+            <w:pPr>
+              <w:rPr>
+                <w:rFonts w:ascii="Amazon Ember" w:hAnsi="Amazon Ember" w:cs="Amazon Ember"/>
+                <w:sz w:val="20"/>
+                <w:szCs w:val="20"/>
+              </w:rPr>
+            </w:pPr>
+            <w:r>
+              <w:rPr>
+                <w:rFonts w:ascii="Amazon Ember" w:hAnsi="Amazon Ember" w:cs="Amazon Ember"/>
+                <w:sz w:val="20"/>
+                <w:szCs w:val="20"/>
+              </w:rPr>
+              <w:t xml:space="preserve">Rung depth: up to six, twelve or an uncapped roster of net new partners recruited and under management; twice-yearly, quarterly or monthly training and enablement sessions; a CPPO deal desk at one business day, eight business hours or four business hours; quarterly, monthly or fortnightly channel reviews with sourced-pipeline and attribution reporting.</w:t>
+            </w:r>
+          </w:p>
+          <w:p>
+            <w:pPr>
+              <w:rPr>
+                <w:rFonts w:ascii="Amazon Ember" w:hAnsi="Amazon Ember" w:cs="Amazon Ember"/>
+                <w:sz w:val="20"/>
+                <w:szCs w:val="20"/>
+              </w:rPr>
+            </w:pPr>
+            <w:r>
+              <w:rPr>
+                <w:rFonts w:ascii="Amazon Ember" w:hAnsi="Amazon Ember" w:cs="Amazon Ember"/>
+                <w:sz w:val="20"/>
+                <w:szCs w:val="20"/>
+              </w:rPr>
+              <w:t xml:space="preserve">At every rung: recurring selling authorizations drafted, issued and tracked in AWS Marketplace; Kiflo Core stood up and operated inside the engagement fee; and Partner Revenue Measurement attribution configured for the channel.</w:t>
+            </w:r>
+          </w:p>
+          <w:p>
+            <w:pPr>
+              <w:rPr>
+                <w:rFonts w:ascii="Amazon Ember" w:hAnsi="Amazon Ember" w:cs="Amazon Ember"/>
+                <w:sz w:val="20"/>
+                <w:szCs w:val="20"/>
+              </w:rPr>
+            </w:pPr>
+            <w:r>
+              <w:rPr>
+                <w:rFonts w:ascii="Amazon Ember" w:hAnsi="Amazon Ember" w:cs="Amazon Ember"/>
+                <w:sz w:val="20"/>
+                <w:szCs w:val="20"/>
+              </w:rPr>
+              <w:t xml:space="preserve">AWS permits only one partner identifier per resource, so partner attribution runs on user agent string rather than competing tags.</w:t>
             </w:r>
           </w:p>
         </w:tc>
@@ -3636,7 +3721,58 @@
                 <w:sz w:val="20"/>
                 <w:szCs w:val="20"/>
               </w:rPr>
-              <w:t xml:space="preserve">Not applicable — two partners.</w:t>
+              <w:t xml:space="preserve">Delivery is a staffed channel function against AWS-operated systems, plus one licensed component.</w:t>
+            </w:r>
+          </w:p>
+          <w:p>
+            <w:pPr>
+              <w:rPr>
+                <w:rFonts w:ascii="Amazon Ember" w:hAnsi="Amazon Ember" w:cs="Amazon Ember"/>
+                <w:sz w:val="20"/>
+                <w:szCs w:val="20"/>
+              </w:rPr>
+            </w:pPr>
+            <w:r>
+              <w:rPr>
+                <w:rFonts w:ascii="Amazon Ember" w:hAnsi="Amazon Ember" w:cs="Amazon Ember"/>
+                <w:sz w:val="20"/>
+                <w:szCs w:val="20"/>
+              </w:rPr>
+              <w:t xml:space="preserve">AWS supplies Marketplace, the CPPO mechanism, selling authorizations and attribution. Automatum supplies the listing, the seller-of-record position and the offer issuance. OBP supplies recruitment, agreements, enablement, training, the deal desk and the reviews.</w:t>
+            </w:r>
+          </w:p>
+          <w:p>
+            <w:pPr>
+              <w:rPr>
+                <w:rFonts w:ascii="Amazon Ember" w:hAnsi="Amazon Ember" w:cs="Amazon Ember"/>
+                <w:sz w:val="20"/>
+                <w:szCs w:val="20"/>
+              </w:rPr>
+            </w:pPr>
+            <w:r>
+              <w:rPr>
+                <w:rFonts w:ascii="Amazon Ember" w:hAnsi="Amazon Ember" w:cs="Amazon Ember"/>
+                <w:sz w:val="20"/>
+                <w:szCs w:val="20"/>
+              </w:rPr>
+              <w:t xml:space="preserve">Kiflo Core is the partner system of record — portal, onboarding, deal registration and commission tracking, with HubSpot and Salesforce sync — stood up and operated by OBP inside the engagement fee, and it is the auditable source behind the partners-issuing-offers count. [Seats per rung — to confirm.] No component is used that is not listed here. Licence cost recovery sits inside the engagement fee.</w:t>
+            </w:r>
+          </w:p>
+          <w:p>
+            <w:pPr>
+              <w:rPr>
+                <w:rFonts w:ascii="Amazon Ember" w:hAnsi="Amazon Ember" w:cs="Amazon Ember"/>
+                <w:sz w:val="20"/>
+                <w:szCs w:val="20"/>
+              </w:rPr>
+            </w:pPr>
+            <w:r>
+              <w:rPr>
+                <w:rFonts w:ascii="Amazon Ember" w:hAnsi="Amazon Ember" w:cs="Amazon Ember"/>
+                <w:sz w:val="20"/>
+                <w:szCs w:val="20"/>
+              </w:rPr>
+              <w:t xml:space="preserve">One mechanism requires AWS and Automatum confirmation before the outcome model is final: whether, and by what mechanism, a third-party reseller can issue offers against Automatum's listing while Automatum is seller of record. The reported metric depends on it.</w:t>
             </w:r>
           </w:p>
         </w:tc>
@@ -3692,7 +3828,41 @@
                 <w:sz w:val="20"/>
                 <w:szCs w:val="20"/>
               </w:rPr>
-              <w:t xml:space="preserve">Not applicable — two partners.</w:t>
+              <w:t xml:space="preserve">Target market: ISVs with a live AWS listing and an intention to sell through resellers, without a channel function.</w:t>
+            </w:r>
+          </w:p>
+          <w:p>
+            <w:pPr>
+              <w:rPr>
+                <w:rFonts w:ascii="Amazon Ember" w:hAnsi="Amazon Ember" w:cs="Amazon Ember"/>
+                <w:sz w:val="20"/>
+                <w:szCs w:val="20"/>
+              </w:rPr>
+            </w:pPr>
+            <w:r>
+              <w:rPr>
+                <w:rFonts w:ascii="Amazon Ember" w:hAnsi="Amazon Ember" w:cs="Amazon Ember"/>
+                <w:sz w:val="20"/>
+                <w:szCs w:val="20"/>
+              </w:rPr>
+              <w:t xml:space="preserve">Demand: driven by ISVs discovering that Marketplace channel revenue requires partners who are themselves registered, authorized and enabled — work that does not happen without an owner.</w:t>
+            </w:r>
+          </w:p>
+          <w:p>
+            <w:pPr>
+              <w:rPr>
+                <w:rFonts w:ascii="Amazon Ember" w:hAnsi="Amazon Ember" w:cs="Amazon Ember"/>
+                <w:sz w:val="20"/>
+                <w:szCs w:val="20"/>
+              </w:rPr>
+            </w:pPr>
+            <w:r>
+              <w:rPr>
+                <w:rFonts w:ascii="Amazon Ember" w:hAnsi="Amazon Ember" w:cs="Amazon Ember"/>
+                <w:sz w:val="20"/>
+                <w:szCs w:val="20"/>
+              </w:rPr>
+              <w:t xml:space="preserve">Competitors: a channel manager hire plus a PRM subscription, channel consultancies, and doing nothing. The differentiator is a committed roster under management, a stated deal-desk turnaround, and a reported number held in a system of record.</w:t>
             </w:r>
           </w:p>
         </w:tc>
@@ -3748,7 +3918,41 @@
                 <w:sz w:val="20"/>
                 <w:szCs w:val="20"/>
               </w:rPr>
-              <w:t xml:space="preserve">Not applicable — two partners.</w:t>
+              <w:t xml:space="preserve">The solution carries its own overview and deck, and lists under its own Solution ID.</w:t>
+            </w:r>
+          </w:p>
+          <w:p>
+            <w:pPr>
+              <w:rPr>
+                <w:rFonts w:ascii="Amazon Ember" w:hAnsi="Amazon Ember" w:cs="Amazon Ember"/>
+                <w:sz w:val="20"/>
+                <w:szCs w:val="20"/>
+              </w:rPr>
+            </w:pPr>
+            <w:r>
+              <w:rPr>
+                <w:rFonts w:ascii="Amazon Ember" w:hAnsi="Amazon Ember" w:cs="Amazon Ember"/>
+                <w:sz w:val="20"/>
+                <w:szCs w:val="20"/>
+              </w:rPr>
+              <w:t xml:space="preserve">Reach: AWS co-sell through ACE, with five ACE opportunity submissions committed for this solution; joint outbound from both partners; and referral from Managed Marketplace Operations, whose customers already transact and are the natural candidates for a channel.</w:t>
+            </w:r>
+          </w:p>
+          <w:p>
+            <w:pPr>
+              <w:rPr>
+                <w:rFonts w:ascii="Amazon Ember" w:hAnsi="Amazon Ember" w:cs="Amazon Ember"/>
+                <w:sz w:val="20"/>
+                <w:szCs w:val="20"/>
+              </w:rPr>
+            </w:pPr>
+            <w:r>
+              <w:rPr>
+                <w:rFonts w:ascii="Amazon Ember" w:hAnsi="Amazon Ember" w:cs="Amazon Ember"/>
+                <w:sz w:val="20"/>
+                <w:szCs w:val="20"/>
+              </w:rPr>
+              <w:t xml:space="preserve">[Sponsored AWS marketing campaign participation — to confirm.]</w:t>
             </w:r>
           </w:p>
         </w:tc>
@@ -3804,7 +4008,41 @@
                 <w:sz w:val="20"/>
                 <w:szCs w:val="20"/>
               </w:rPr>
-              <w:t xml:space="preserve">Not applicable — two partners.</w:t>
+              <w:t xml:space="preserve">OBP staffs a named channel manager with a named backup, and at the top rung a named deal-desk owner with a stated coverage window.</w:t>
+            </w:r>
+          </w:p>
+          <w:p>
+            <w:pPr>
+              <w:rPr>
+                <w:rFonts w:ascii="Amazon Ember" w:hAnsi="Amazon Ember" w:cs="Amazon Ember"/>
+                <w:sz w:val="20"/>
+                <w:szCs w:val="20"/>
+              </w:rPr>
+            </w:pPr>
+            <w:r>
+              <w:rPr>
+                <w:rFonts w:ascii="Amazon Ember" w:hAnsi="Amazon Ember" w:cs="Amazon Ember"/>
+                <w:sz w:val="20"/>
+                <w:szCs w:val="20"/>
+              </w:rPr>
+              <w:t xml:space="preserve">The deal-desk turnarounds and the review cadence are staffing commitments and are to be capacity-tested before publication, including the uncapped roster at the top rung. [Named-owner hours per rung and accounts per owner — to confirm.]</w:t>
+            </w:r>
+          </w:p>
+          <w:p>
+            <w:pPr>
+              <w:rPr>
+                <w:rFonts w:ascii="Amazon Ember" w:hAnsi="Amazon Ember" w:cs="Amazon Ember"/>
+                <w:sz w:val="20"/>
+                <w:szCs w:val="20"/>
+              </w:rPr>
+            </w:pPr>
+            <w:r>
+              <w:rPr>
+                <w:rFonts w:ascii="Amazon Ember" w:hAnsi="Amazon Ember" w:cs="Amazon Ember"/>
+                <w:sz w:val="20"/>
+                <w:szCs w:val="20"/>
+              </w:rPr>
+              <w:t xml:space="preserve">Hiring is anticipated at [volume threshold — to model].</w:t>
             </w:r>
           </w:p>
         </w:tc>
@@ -3861,7 +4099,41 @@
                 <w:sz w:val="20"/>
                 <w:szCs w:val="20"/>
               </w:rPr>
-              <w:t xml:space="preserve">Not applicable — two partners.</w:t>
+              <w:t xml:space="preserve">Wave two of a two-wave submission sequence, submitted alongside Managed Marketplace Operations, opening on wave one's Milestone 1 approval.</w:t>
+            </w:r>
+          </w:p>
+          <w:p>
+            <w:pPr>
+              <w:rPr>
+                <w:rFonts w:ascii="Amazon Ember" w:hAnsi="Amazon Ember" w:cs="Amazon Ember"/>
+                <w:sz w:val="20"/>
+                <w:szCs w:val="20"/>
+              </w:rPr>
+            </w:pPr>
+            <w:r>
+              <w:rPr>
+                <w:rFonts w:ascii="Amazon Ember" w:hAnsi="Amazon Ember" w:cs="Amazon Ember"/>
+                <w:sz w:val="20"/>
+                <w:szCs w:val="20"/>
+              </w:rPr>
+              <w:t xml:space="preserve">Per engagement: a twelve-month term, set by the eight-month ramp from first outreach to a first partner transaction.</w:t>
+            </w:r>
+          </w:p>
+          <w:p>
+            <w:pPr>
+              <w:rPr>
+                <w:rFonts w:ascii="Amazon Ember" w:hAnsi="Amazon Ember" w:cs="Amazon Ember"/>
+                <w:sz w:val="20"/>
+                <w:szCs w:val="20"/>
+              </w:rPr>
+            </w:pPr>
+            <w:r>
+              <w:rPr>
+                <w:rFonts w:ascii="Amazon Ember" w:hAnsi="Amazon Ember" w:cs="Amazon Ember"/>
+                <w:sz w:val="20"/>
+                <w:szCs w:val="20"/>
+              </w:rPr>
+              <w:t xml:space="preserve">Constraints: each recruited partner must clear its own AWS gate — paid seller registration, tax interview, USD disbursement and service-linked role — which is the partner's act and outside both the ISV's and the partners' control.</w:t>
             </w:r>
           </w:p>
         </w:tc>
@@ -3917,7 +4189,24 @@
                 <w:sz w:val="20"/>
                 <w:szCs w:val="20"/>
               </w:rPr>
-              <w:t xml:space="preserve">Not applicable — two partners.</w:t>
+              <w:t xml:space="preserve">List price $2,500 / $5,000 / $7,500 a month across three rungs, on a twelve-month term. Priced on the seniority of the person on the account.</w:t>
+            </w:r>
+          </w:p>
+          <w:p>
+            <w:pPr>
+              <w:rPr>
+                <w:rFonts w:ascii="Amazon Ember" w:hAnsi="Amazon Ember" w:cs="Amazon Ember"/>
+                <w:sz w:val="20"/>
+                <w:szCs w:val="20"/>
+              </w:rPr>
+            </w:pPr>
+            <w:r>
+              <w:rPr>
+                <w:rFonts w:ascii="Amazon Ember" w:hAnsi="Amazon Ember" w:cs="Amazon Ember"/>
+                <w:sz w:val="20"/>
+                <w:szCs w:val="20"/>
+              </w:rPr>
+              <w:t xml:space="preserve">Kiflo Core licence cost is carried inside the engagement fee and must be stress-tested against the lowest rung in the portfolio. Revenue split between the partners is under negotiation. [Volume forecast, seats per rung, retainer payment terms and margin — to supply.]</w:t>
             </w:r>
           </w:p>
         </w:tc>
@@ -3973,7 +4262,7 @@
                 <w:sz w:val="20"/>
                 <w:szCs w:val="20"/>
               </w:rPr>
-              <w:t xml:space="preserve">Not applicable — two partners.</w:t>
+              <w:t xml:space="preserve">[Insert architecture diagram — to supply.]</w:t>
             </w:r>
           </w:p>
         </w:tc>
@@ -4029,7 +4318,7 @@
                 <w:sz w:val="20"/>
                 <w:szCs w:val="20"/>
               </w:rPr>
-              <w:t xml:space="preserve">Not applicable — two partners.</w:t>
+              <w:t xml:space="preserve">[Initial customers involved in solution design, with ACE opportunity links where entered — to supply.]</w:t>
             </w:r>
           </w:p>
         </w:tc>
@@ -4085,7 +4374,41 @@
                 <w:sz w:val="20"/>
                 <w:szCs w:val="20"/>
               </w:rPr>
-              <w:t xml:space="preserve">Not applicable — two partners.</w:t>
+              <w:t xml:space="preserve">Both partners recommend proceeding, in wave two.</w:t>
+            </w:r>
+          </w:p>
+          <w:p>
+            <w:pPr>
+              <w:rPr>
+                <w:rFonts w:ascii="Amazon Ember" w:hAnsi="Amazon Ember" w:cs="Amazon Ember"/>
+                <w:sz w:val="20"/>
+                <w:szCs w:val="20"/>
+              </w:rPr>
+            </w:pPr>
+            <w:r>
+              <w:rPr>
+                <w:rFonts w:ascii="Amazon Ember" w:hAnsi="Amazon Ember" w:cs="Amazon Ember"/>
+                <w:sz w:val="20"/>
+                <w:szCs w:val="20"/>
+              </w:rPr>
+              <w:t xml:space="preserve">Findings: an eight-month ramp that sets the term, and a reported metric a customer can audit because it sits in a system of record. The material risk is a mechanism question rather than a delivery one — if a third-party reseller cannot issue offers against Automatum's listing under its seller-of-record position, the outcome model needs rebuilding. Confirm before build.</w:t>
+            </w:r>
+          </w:p>
+          <w:p>
+            <w:pPr>
+              <w:rPr>
+                <w:rFonts w:ascii="Amazon Ember" w:hAnsi="Amazon Ember" w:cs="Amazon Ember"/>
+                <w:sz w:val="20"/>
+                <w:szCs w:val="20"/>
+              </w:rPr>
+            </w:pPr>
+            <w:r>
+              <w:rPr>
+                <w:rFonts w:ascii="Amazon Ember" w:hAnsi="Amazon Ember" w:cs="Amazon Ember"/>
+                <w:sz w:val="20"/>
+                <w:szCs w:val="20"/>
+              </w:rPr>
+              <w:t xml:space="preserve">Open before build: the reseller offer-issuance mechanism; the CPPO boundary with Managed Marketplace Operations; Kiflo seats per rung and licence cost recovery; ownership of the partner agreements and the channel record at end of term or on non-renewal; and the staffing model.</w:t>
             </w:r>
           </w:p>
         </w:tc>
@@ -4178,7 +4501,7 @@
                 <w:sz w:val="20"/>
                 <w:szCs w:val="20"/>
               </w:rPr>
-              <w:t xml:space="preserve">Not applicable — two partners.</w:t>
+              <w:t xml:space="preserve">OBP is first line of support for the channel, the deal desk and the partner system of record, through a named channel manager with a named backup. Automatum is first line for the listing, offer issuance and selling authorizations. Recruited partners are supported by OBP; the ISV's own customers remain the ISV's.</w:t>
             </w:r>
           </w:p>
         </w:tc>
@@ -4232,7 +4555,7 @@
                 <w:sz w:val="20"/>
                 <w:szCs w:val="20"/>
               </w:rPr>
-              <w:t xml:space="preserve">Not applicable — two partners.</w:t>
+              <w:t xml:space="preserve">Both partners source, and AWS sources through ACE, where five opportunity submissions are committed for this solution. Managed Marketplace Operations is also a source: its customers already transact and are the natural candidates for a channel. Partner-sourced deals filed to ACE by OBP are counted separately from the programme's five per Solution ID. An opportunity belongs to exactly one solution. Where a customer buys more than one of the four, the higher solution's commit column governs any overlap and the same work is not billed twice.</w:t>
             </w:r>
           </w:p>
         </w:tc>
@@ -4288,7 +4611,7 @@
                 <w:sz w:val="20"/>
                 <w:szCs w:val="20"/>
               </w:rPr>
-              <w:t xml:space="preserve">Not applicable — two partners.</w:t>
+              <w:t xml:space="preserve">Not yet. The revenue split on each line, the flow of funds and payment trigger, Marketplace fee treatment and milestone apportionment are on the agenda for a partner call and remain unsettled. Two items are specific to this solution: Kiflo Core licence cost recovery inside the engagement fee, stress-tested against the lowest rung; and ownership of the executed partner agreements and the Kiflo channel record at end of term or on non-renewal.</w:t>
             </w:r>
           </w:p>
         </w:tc>

--- a/docs/feasibility/04_Managed-Partner-Development_Feasibility-Study.docx
+++ b/docs/feasibility/04_Managed-Partner-Development_Feasibility-Study.docx
@@ -1320,7 +1320,7 @@
                 <w:sz w:val="20"/>
                 <w:szCs w:val="20"/>
               </w:rPr>
-              <w:t xml:space="preserve">Yes. The buyer is a line-of-business executive (CRO or VP Channel), the outcome is directly top-line — partner-sourced Marketplace revenue the ISV does not have today — and the solution combines AWS components (Marketplace, CPPO, selling authorizations, attribution), Automatum's listing and seller-of-record position, and OBP's channel function, with Kiflo Core as the partner system of record included in the fee. It replaces a channel manager plus a PRM subscription rather than supplying software.</w:t>
+              <w:t xml:space="preserve">Yes. The buyer is the CRO, co-sponsored by the VP Channel where that role exists, and the outcome is directly top-line — partner-sourced Marketplace revenue the ISV does not have today — and the solution combines AWS components (Marketplace, CPPO, selling authorizations, attribution), Automatum's listing and seller-of-record position, and OBP's channel function, with Kiflo Core as the partner system of record included in the fee. It replaces a channel manager plus a PRM subscription rather than supplying software.</w:t>
             </w:r>
           </w:p>
         </w:tc>
@@ -1552,7 +1552,7 @@
                 <w:sz w:val="20"/>
                 <w:szCs w:val="20"/>
               </w:rPr>
-              <w:t xml:space="preserve">[CRO / VP Channel] — to be validated against OBP's closed and in-flight deals.</w:t>
+              <w:t xml:space="preserve">[CRO] — the revenue owner accountable for partner-sourced revenue. [VP Channel] co-sponsors where the channel function already exists. Both to be validated against OBP's closed and in-flight deals.</w:t>
             </w:r>
           </w:p>
         </w:tc>

--- a/docs/feasibility/04_Managed-Partner-Development_Feasibility-Study.docx
+++ b/docs/feasibility/04_Managed-Partner-Development_Feasibility-Study.docx
@@ -1320,7 +1320,7 @@
                 <w:sz w:val="20"/>
                 <w:szCs w:val="20"/>
               </w:rPr>
-              <w:t xml:space="preserve">Yes. The buyer is the CRO, co-sponsored by the VP Channel where that role exists, and the outcome is directly top-line — partner-sourced Marketplace revenue the ISV does not have today — and the solution combines AWS components (Marketplace, CPPO, selling authorizations, attribution), Automatum's listing and seller-of-record position, and OBP's channel function, with Kiflo Core as the partner system of record included in the fee. It replaces a channel manager plus a PRM subscription rather than supplying software.</w:t>
+              <w:t xml:space="preserve">Yes. The buyer is the CRO, co-sponsored by the VP Channel where that role exists, and the outcome is directly top-line — partner-sourced Marketplace revenue the ISV does not have today — and the solution combines AWS components (Marketplace, CPPO, selling authorizations, attribution), Automatum's listing and seller-of-record position, and OBP's channel function, with OBP's partner system of record, included in the fee. It replaces a channel manager plus a PRM subscription rather than supplying software.</w:t>
             </w:r>
           </w:p>
         </w:tc>
@@ -3543,7 +3543,7 @@
                 <w:sz w:val="20"/>
                 <w:szCs w:val="20"/>
               </w:rPr>
-              <w:t xml:space="preserve">What the partners commit to is the roster under management and the machinery around it — up to six, up to twelve, or an uncapped roster of net new partners recruited and managed, a CPPO deal desk at the rung's turnaround, training on cadence, channel reviews with sourced-pipeline and attribution reporting, and Kiflo Core operated inside the fee. What they report, and target rather than guarantee, is partners issuing offers, because that depends on the partners themselves.</w:t>
+              <w:t xml:space="preserve">What the partners commit to is the roster under management and the machinery around it — up to six, up to twelve, or an uncapped roster of net new partners recruited and managed, a CPPO deal desk at the rung's turnaround, training on cadence, channel reviews with sourced-pipeline and attribution reporting, and OBP's partner system of record operated inside the fee. What they report, and target rather than guarantee, is partners issuing offers, because that depends on the partners themselves.</w:t>
             </w:r>
           </w:p>
           <w:p>
@@ -3648,7 +3648,7 @@
                 <w:sz w:val="20"/>
                 <w:szCs w:val="20"/>
               </w:rPr>
-              <w:t xml:space="preserve">At every rung: recurring selling authorizations drafted, issued and tracked in AWS Marketplace; Kiflo Core stood up and operated inside the engagement fee; and Partner Revenue Measurement attribution configured for the channel.</w:t>
+              <w:t xml:space="preserve">At every rung: recurring selling authorizations drafted, issued and tracked in AWS Marketplace; OBP's partner system of record stood up and operated inside the engagement fee; and Partner Revenue Measurement attribution configured for the channel.</w:t>
             </w:r>
           </w:p>
           <w:p>
@@ -3755,7 +3755,7 @@
                 <w:sz w:val="20"/>
                 <w:szCs w:val="20"/>
               </w:rPr>
-              <w:t xml:space="preserve">Kiflo Core is the partner system of record — portal, onboarding, deal registration and commission tracking, with HubSpot and Salesforce sync — stood up and operated by OBP inside the engagement fee, and it is the auditable source behind the partners-issuing-offers count. [Seats per rung — to confirm.] No component is used that is not listed here. Licence cost recovery sits inside the engagement fee.</w:t>
+              <w:t xml:space="preserve">OBP's partner system of record — portal, onboarding, deal registration and commission tracking, with CRM sync — is stood up and operated inside the engagement fee, and it is the auditable source behind the partners-issuing-offers count. [Seats per rung — to confirm.] No component is used that is not listed here. Licence cost recovery sits inside the engagement fee.</w:t>
             </w:r>
           </w:p>
           <w:p>
@@ -4206,7 +4206,7 @@
                 <w:sz w:val="20"/>
                 <w:szCs w:val="20"/>
               </w:rPr>
-              <w:t xml:space="preserve">Kiflo Core licence cost is carried inside the engagement fee and must be stress-tested against the lowest rung in the portfolio. Revenue split between the partners is under negotiation. [Volume forecast, seats per rung, retainer payment terms and margin — to supply.]</w:t>
+              <w:t xml:space="preserve">The partner system of record is carried inside the engagement fee and must be stress-tested against the lowest rung in the portfolio. Revenue split between the partners is under negotiation. [Volume forecast, seats per rung, retainer payment terms and margin — to supply.]</w:t>
             </w:r>
           </w:p>
         </w:tc>
@@ -4408,7 +4408,7 @@
                 <w:sz w:val="20"/>
                 <w:szCs w:val="20"/>
               </w:rPr>
-              <w:t xml:space="preserve">Open before build: the reseller offer-issuance mechanism; the CPPO boundary with Managed Marketplace Operations; Kiflo seats per rung and licence cost recovery; ownership of the partner agreements and the channel record at end of term or on non-renewal; and the staffing model.</w:t>
+              <w:t xml:space="preserve">Open before build: the reseller offer-issuance mechanism; the CPPO boundary with Managed Marketplace Operations; seats per rung and cost recovery for the partner system of record; ownership of the partner agreements and the channel record at end of term or on non-renewal; and the staffing model.</w:t>
             </w:r>
           </w:p>
         </w:tc>
@@ -4611,7 +4611,7 @@
                 <w:sz w:val="20"/>
                 <w:szCs w:val="20"/>
               </w:rPr>
-              <w:t xml:space="preserve">Not yet. The revenue split on each line, the flow of funds and payment trigger, Marketplace fee treatment and milestone apportionment are on the agenda for a partner call and remain unsettled. Two items are specific to this solution: Kiflo Core licence cost recovery inside the engagement fee, stress-tested against the lowest rung; and ownership of the executed partner agreements and the Kiflo channel record at end of term or on non-renewal.</w:t>
+              <w:t xml:space="preserve">Not yet. The revenue split on each line, the flow of funds and payment trigger, Marketplace fee treatment and milestone apportionment are on the agenda for a partner call and remain unsettled. Two items are specific to this solution: cost recovery for the partner system of record inside the engagement fee, stress-tested against the lowest rung; and ownership of the executed partner agreements and the channel record at end of term or on non-renewal.</w:t>
             </w:r>
           </w:p>
         </w:tc>

--- a/docs/feasibility/04_Managed-Partner-Development_Feasibility-Study.docx
+++ b/docs/feasibility/04_Managed-Partner-Development_Feasibility-Study.docx
@@ -4250,19 +4250,49 @@
           </w:tcPr>
           <w:p>
             <w:pPr>
-              <w:rPr>
-                <w:rFonts w:ascii="Amazon Ember" w:hAnsi="Amazon Ember" w:cs="Amazon Ember"/>
-                <w:sz w:val="20"/>
-                <w:szCs w:val="20"/>
-              </w:rPr>
-            </w:pPr>
-            <w:r>
-              <w:rPr>
-                <w:rFonts w:ascii="Amazon Ember" w:hAnsi="Amazon Ember" w:cs="Amazon Ember"/>
-                <w:sz w:val="20"/>
-                <w:szCs w:val="20"/>
-              </w:rPr>
-              <w:t xml:space="preserve">[Insert architecture diagram — to supply.]</w:t>
+              <w:jc w:val="center"/>
+              <w:rPr>
+                <w:rFonts w:ascii="Amazon Ember" w:hAnsi="Amazon Ember" w:cs="Amazon Ember"/>
+                <w:sz w:val="20"/>
+                <w:szCs w:val="20"/>
+              </w:rPr>
+            </w:pPr>
+            <w:r>
+              <w:drawing xmlns:a="http://schemas.openxmlformats.org/drawingml/2006/main" xmlns:pic="http://schemas.openxmlformats.org/drawingml/2006/picture">
+                <wp:inline distT="0" distB="0" distL="0" distR="0">
+                  <wp:extent cx="5212080" cy="4718304"/>
+                  <wp:effectExtent l="0" t="0" r="0" b="0"/>
+                  <wp:docPr id="1001" name="04_Managed-Partner-Development_architecture.png" descr="Four lanes — ISV customer, OBP, Automatum and AWS. OBP recruits, contracts and enables reseller partners and runs the partner system of record covering deal registration, commissions and CRM sync. Automatum issues selling authorizations and CPPOs as seller of record — dashed, because the mechanism is not yet confirmed. AWS Marketplace carries them, the end customer transacts, and Partner Revenue Measurement attribution feeds OBP's monthly report on partners issuing offers."/>
+                  <wp:cNvGraphicFramePr>
+                    <a:graphicFrameLocks noChangeAspect="1"/>
+                  </wp:cNvGraphicFramePr>
+                  <a:graphic>
+                    <a:graphicData uri="http://schemas.openxmlformats.org/drawingml/2006/picture">
+                      <pic:pic>
+                        <pic:nvPicPr>
+                          <pic:cNvPr id="1001" name="04_Managed-Partner-Development_architecture.png" descr="Four lanes — ISV customer, OBP, Automatum and AWS. OBP recruits, contracts and enables reseller partners and runs the partner system of record covering deal registration, commissions and CRM sync. Automatum issues selling authorizations and CPPOs as seller of record — dashed, because the mechanism is not yet confirmed. AWS Marketplace carries them, the end customer transacts, and Partner Revenue Measurement attribution feeds OBP's monthly report on partners issuing offers."/>
+                          <pic:cNvPicPr/>
+                        </pic:nvPicPr>
+                        <pic:blipFill>
+                          <a:blip r:embed="rId12"/>
+                          <a:stretch>
+                            <a:fillRect/>
+                          </a:stretch>
+                        </pic:blipFill>
+                        <pic:spPr>
+                          <a:xfrm>
+                            <a:off x="0" y="0"/>
+                            <a:ext cx="5212080" cy="4718304"/>
+                          </a:xfrm>
+                          <a:prstGeom prst="rect">
+                            <a:avLst/>
+                          </a:prstGeom>
+                        </pic:spPr>
+                      </pic:pic>
+                    </a:graphicData>
+                  </a:graphic>
+                </wp:inline>
+              </w:drawing>
             </w:r>
           </w:p>
         </w:tc>

--- a/docs/feasibility/04_Managed-Partner-Development_Feasibility-Study.docx
+++ b/docs/feasibility/04_Managed-Partner-Development_Feasibility-Study.docx
@@ -1075,7 +1075,7 @@
                 <w:sz w:val="20"/>
                 <w:szCs w:val="20"/>
               </w:rPr>
-              <w:t xml:space="preserve">[Launch date — to confirm against the wave two submission schedule]</w:t>
+              <w:t xml:space="preserve">[Launch date — to confirm]</w:t>
             </w:r>
           </w:p>
         </w:tc>
@@ -1320,7 +1320,7 @@
                 <w:sz w:val="20"/>
                 <w:szCs w:val="20"/>
               </w:rPr>
-              <w:t xml:space="preserve">Yes. The buyer is the CRO, co-sponsored by the VP Channel where that role exists, and the outcome is directly top-line — partner-sourced Marketplace revenue the ISV does not have today — and the solution combines AWS components (Marketplace, CPPO, selling authorizations, attribution), Automatum's listing and seller-of-record position, and OBP's channel function, with OBP's partner system of record, included in the fee. It replaces a channel manager plus a PRM subscription rather than supplying software.</w:t>
+              <w:t xml:space="preserve">Yes. The buyer is the CRO, co-sponsored by the VP Channel where that role exists, and the outcome is top-line: net new customers reached through resellers, and partner-sourced revenue added to what the ISV's own sellers close. Both are targets the ISV pursues through the channel, and the end customer's decision to buy settles them. A partner deal transacts as a CPPO on the ISV's AWS Marketplace listing, attributed through Partner Revenue Measurement so the ISV can see what its channel sources; that deal is the ISV's own to register in ACE for AWS co-sell; and the AWS relationships and accounts a reseller holds are the top of funnel the ISV is reaching for. The solution combines AWS components (Marketplace, CPPO, selling authorizations, attribution), Automatum's listing and seller-of-record position, and OBP's channel function, with OBP's partner system of record, included in the fee.</w:t>
             </w:r>
           </w:p>
         </w:tc>
@@ -3543,24 +3543,24 @@
                 <w:sz w:val="20"/>
                 <w:szCs w:val="20"/>
               </w:rPr>
-              <w:t xml:space="preserve">What the partners commit to is the roster under management and the machinery around it — up to six, up to twelve, or an uncapped roster of net new partners recruited and managed, a CPPO deal desk at the rung's turnaround, training on cadence, channel reviews with sourced-pipeline and attribution reporting, and OBP's partner system of record operated inside the fee. What they report, and target rather than guarantee, is partners issuing offers, because that depends on the partners themselves.</w:t>
-            </w:r>
-          </w:p>
-          <w:p>
-            <w:pPr>
-              <w:rPr>
-                <w:rFonts w:ascii="Amazon Ember" w:hAnsi="Amazon Ember" w:cs="Amazon Ember"/>
-                <w:sz w:val="20"/>
-                <w:szCs w:val="20"/>
-              </w:rPr>
-            </w:pPr>
-            <w:r>
-              <w:rPr>
-                <w:rFonts w:ascii="Amazon Ember" w:hAnsi="Amazon Ember" w:cs="Amazon Ember"/>
-                <w:sz w:val="20"/>
-                <w:szCs w:val="20"/>
-              </w:rPr>
-              <w:t xml:space="preserve">Ramp from first outreach to a first partner transaction models at eight months, which sets the twelve-month term.</w:t>
+              <w:t xml:space="preserve">What the partners commit to is the roster under management and the machinery around it — up to six, up to twelve, or an uncapped roster of net new partners recruited and managed, a CPPO deal desk at the rung's turnaround, training on cadence, channel reviews with sourced-pipeline and attribution reporting, and OBP's partner system of record operated inside the fee. What they report and target is partners issuing offers, because that depends on the partners themselves.</w:t>
+            </w:r>
+          </w:p>
+          <w:p>
+            <w:pPr>
+              <w:rPr>
+                <w:rFonts w:ascii="Amazon Ember" w:hAnsi="Amazon Ember" w:cs="Amazon Ember"/>
+                <w:sz w:val="20"/>
+                <w:szCs w:val="20"/>
+              </w:rPr>
+            </w:pPr>
+            <w:r>
+              <w:rPr>
+                <w:rFonts w:ascii="Amazon Ember" w:hAnsi="Amazon Ember" w:cs="Amazon Ember"/>
+                <w:sz w:val="20"/>
+                <w:szCs w:val="20"/>
+              </w:rPr>
+              <w:t xml:space="preserve">For the CRO the outcome is top-line: customers a reseller opens for the ISV, and revenue the channel sources alongside its own sellers, both of which the ISV targets and the end customer decides. For the VP Channel it is the channel itself running: agreements executed, a roster under management, and a deal desk answering partner registrations inside its stated turnaround, which OBP staffs and operates. Ramp from first outreach to a first partner transaction models at eight months, which sets the twelve-month term.</w:t>
             </w:r>
           </w:p>
         </w:tc>
@@ -3665,7 +3665,7 @@
                 <w:sz w:val="20"/>
                 <w:szCs w:val="20"/>
               </w:rPr>
-              <w:t xml:space="preserve">AWS permits only one partner identifier per resource, so partner attribution runs on user agent string rather than competing tags.</w:t>
+              <w:t xml:space="preserve">AWS permits only one partner identifier per resource, so partner attribution runs on user agent string.</w:t>
             </w:r>
           </w:p>
         </w:tc>
@@ -3755,7 +3755,7 @@
                 <w:sz w:val="20"/>
                 <w:szCs w:val="20"/>
               </w:rPr>
-              <w:t xml:space="preserve">OBP's partner system of record — portal, onboarding, deal registration and commission tracking, with CRM sync — is stood up and operated inside the engagement fee, and it is the auditable source behind the partners-issuing-offers count. [Seats per rung — to confirm.] No component is used that is not listed here. Licence cost recovery sits inside the engagement fee.</w:t>
+              <w:t xml:space="preserve">OBP's partner system of record — portal, onboarding, deal registration and commission tracking, with CRM sync — is stood up and operated inside the engagement fee, and it is the auditable source behind the partners-issuing-offers count. [Seats per rung — to confirm.] The components listed above are the complete set for the engagement. Licence cost recovery sits inside that fee.</w:t>
             </w:r>
           </w:p>
           <w:p>
@@ -3828,41 +3828,41 @@
                 <w:sz w:val="20"/>
                 <w:szCs w:val="20"/>
               </w:rPr>
-              <w:t xml:space="preserve">Target market: ISVs with a live AWS listing and an intention to sell through resellers, without a channel function.</w:t>
-            </w:r>
-          </w:p>
-          <w:p>
-            <w:pPr>
-              <w:rPr>
-                <w:rFonts w:ascii="Amazon Ember" w:hAnsi="Amazon Ember" w:cs="Amazon Ember"/>
-                <w:sz w:val="20"/>
-                <w:szCs w:val="20"/>
-              </w:rPr>
-            </w:pPr>
-            <w:r>
-              <w:rPr>
-                <w:rFonts w:ascii="Amazon Ember" w:hAnsi="Amazon Ember" w:cs="Amazon Ember"/>
-                <w:sz w:val="20"/>
-                <w:szCs w:val="20"/>
-              </w:rPr>
-              <w:t xml:space="preserve">Demand: driven by ISVs discovering that Marketplace channel revenue requires partners who are themselves registered, authorized and enabled — work that does not happen without an owner.</w:t>
-            </w:r>
-          </w:p>
-          <w:p>
-            <w:pPr>
-              <w:rPr>
-                <w:rFonts w:ascii="Amazon Ember" w:hAnsi="Amazon Ember" w:cs="Amazon Ember"/>
-                <w:sz w:val="20"/>
-                <w:szCs w:val="20"/>
-              </w:rPr>
-            </w:pPr>
-            <w:r>
-              <w:rPr>
-                <w:rFonts w:ascii="Amazon Ember" w:hAnsi="Amazon Ember" w:cs="Amazon Ember"/>
-                <w:sz w:val="20"/>
-                <w:szCs w:val="20"/>
-              </w:rPr>
-              <w:t xml:space="preserve">Competitors: a channel manager hire plus a PRM subscription, channel consultancies, and doing nothing. The differentiator is a committed roster under management, a stated deal-desk turnaround, and a reported number held in a system of record.</w:t>
+              <w:t xml:space="preserve">Target market: ISVs with a live AWS listing and an intention to sell through resellers, at the point where the channel function is still to be built.</w:t>
+            </w:r>
+          </w:p>
+          <w:p>
+            <w:pPr>
+              <w:rPr>
+                <w:rFonts w:ascii="Amazon Ember" w:hAnsi="Amazon Ember" w:cs="Amazon Ember"/>
+                <w:sz w:val="20"/>
+                <w:szCs w:val="20"/>
+              </w:rPr>
+            </w:pPr>
+            <w:r>
+              <w:rPr>
+                <w:rFonts w:ascii="Amazon Ember" w:hAnsi="Amazon Ember" w:cs="Amazon Ember"/>
+                <w:sz w:val="20"/>
+                <w:szCs w:val="20"/>
+              </w:rPr>
+              <w:t xml:space="preserve">Demand: driven by ISVs discovering that Marketplace channel revenue requires partners who are themselves registered, authorized and enabled, work that requires an owner. What draws them is the compounding they are after: a partner sale transacts as a CPPO on the ISV's AWS Marketplace listing, with Partner Revenue Measurement attribution behind it, and the AWS relationships and accounts a reseller already holds are where an ISV looks to widen the top of its funnel.</w:t>
+            </w:r>
+          </w:p>
+          <w:p>
+            <w:pPr>
+              <w:rPr>
+                <w:rFonts w:ascii="Amazon Ember" w:hAnsi="Amazon Ember" w:cs="Amazon Ember"/>
+                <w:sz w:val="20"/>
+                <w:szCs w:val="20"/>
+              </w:rPr>
+            </w:pPr>
+            <w:r>
+              <w:rPr>
+                <w:rFonts w:ascii="Amazon Ember" w:hAnsi="Amazon Ember" w:cs="Amazon Ember"/>
+                <w:sz w:val="20"/>
+                <w:szCs w:val="20"/>
+              </w:rPr>
+              <w:t xml:space="preserve">Competitors: a channel manager hire plus a PRM subscription, and channel consultancies. The offer is a committed roster under management, a stated deal-desk turnaround, and a count held in a system of record.</w:t>
             </w:r>
           </w:p>
         </w:tc>
@@ -3918,24 +3918,7 @@
                 <w:sz w:val="20"/>
                 <w:szCs w:val="20"/>
               </w:rPr>
-              <w:t xml:space="preserve">The solution carries its own overview and deck, and lists under its own Solution ID.</w:t>
-            </w:r>
-          </w:p>
-          <w:p>
-            <w:pPr>
-              <w:rPr>
-                <w:rFonts w:ascii="Amazon Ember" w:hAnsi="Amazon Ember" w:cs="Amazon Ember"/>
-                <w:sz w:val="20"/>
-                <w:szCs w:val="20"/>
-              </w:rPr>
-            </w:pPr>
-            <w:r>
-              <w:rPr>
-                <w:rFonts w:ascii="Amazon Ember" w:hAnsi="Amazon Ember" w:cs="Amazon Ember"/>
-                <w:sz w:val="20"/>
-                <w:szCs w:val="20"/>
-              </w:rPr>
-              <w:t xml:space="preserve">Reach: AWS co-sell through ACE, with five ACE opportunity submissions committed for this solution; joint outbound from both partners; and referral from Managed Marketplace Operations, whose customers already transact and are the natural candidates for a channel.</w:t>
+              <w:t xml:space="preserve">Reach: AWS co-sell through ACE, with five ACE opportunity submissions committed by the partners for this solution; and joint outbound from both partners.</w:t>
             </w:r>
           </w:p>
           <w:p>
@@ -4025,7 +4008,7 @@
                 <w:sz w:val="20"/>
                 <w:szCs w:val="20"/>
               </w:rPr>
-              <w:t xml:space="preserve">The deal-desk turnarounds and the review cadence are staffing commitments and are to be capacity-tested before publication, including the uncapped roster at the top rung. [Named-owner hours per rung and accounts per owner — to confirm.]</w:t>
+              <w:t xml:space="preserve">The deal-desk turnarounds and the review cadence are staffing commitments. [Named-owner hours per rung and accounts per owner — to confirm.]</w:t>
             </w:r>
           </w:p>
           <w:p>
@@ -4099,23 +4082,6 @@
                 <w:sz w:val="20"/>
                 <w:szCs w:val="20"/>
               </w:rPr>
-              <w:t xml:space="preserve">Wave two of a two-wave submission sequence, submitted alongside Managed Marketplace Operations, opening on wave one's Milestone 1 approval.</w:t>
-            </w:r>
-          </w:p>
-          <w:p>
-            <w:pPr>
-              <w:rPr>
-                <w:rFonts w:ascii="Amazon Ember" w:hAnsi="Amazon Ember" w:cs="Amazon Ember"/>
-                <w:sz w:val="20"/>
-                <w:szCs w:val="20"/>
-              </w:rPr>
-            </w:pPr>
-            <w:r>
-              <w:rPr>
-                <w:rFonts w:ascii="Amazon Ember" w:hAnsi="Amazon Ember" w:cs="Amazon Ember"/>
-                <w:sz w:val="20"/>
-                <w:szCs w:val="20"/>
-              </w:rPr>
               <w:t xml:space="preserve">Per engagement: a twelve-month term, set by the eight-month ramp from first outreach to a first partner transaction.</w:t>
             </w:r>
           </w:p>
@@ -4133,7 +4099,7 @@
                 <w:sz w:val="20"/>
                 <w:szCs w:val="20"/>
               </w:rPr>
-              <w:t xml:space="preserve">Constraints: each recruited partner must clear its own AWS gate — paid seller registration, tax interview, USD disbursement and service-linked role — which is the partner's act and outside both the ISV's and the partners' control.</w:t>
+              <w:t xml:space="preserve">Constraints: each recruited partner must clear its own AWS gate — paid seller registration, tax interview, USD disbursement and service-linked role — which is the partner's own act, taken on the partner's own timing.</w:t>
             </w:r>
           </w:p>
         </w:tc>
@@ -4206,7 +4172,7 @@
                 <w:sz w:val="20"/>
                 <w:szCs w:val="20"/>
               </w:rPr>
-              <w:t xml:space="preserve">The partner system of record is carried inside the engagement fee and must be stress-tested against the lowest rung in the portfolio. Revenue split between the partners is under negotiation. [Volume forecast, seats per rung, retainer payment terms and margin — to supply.]</w:t>
+              <w:t xml:space="preserve">The partner system of record is carried inside the engagement fee. [Volume forecast, seats per rung, retainer payment terms and margin — to supply.]</w:t>
             </w:r>
           </w:p>
         </w:tc>
@@ -4262,7 +4228,7 @@
                 <wp:inline distT="0" distB="0" distL="0" distR="0">
                   <wp:extent cx="5212080" cy="4718304"/>
                   <wp:effectExtent l="0" t="0" r="0" b="0"/>
-                  <wp:docPr id="1001" name="04_Managed-Partner-Development_architecture.png" descr="Four lanes — ISV customer, OBP, Automatum and AWS. OBP recruits, contracts and enables reseller partners and runs the partner system of record covering deal registration, commissions and CRM sync. Automatum issues selling authorizations and CPPOs as seller of record — dashed, because the mechanism is not yet confirmed. AWS Marketplace carries them, the end customer transacts, and Partner Revenue Measurement attribution feeds OBP's monthly report on partners issuing offers."/>
+                  <wp:docPr id="1001" name="04_Managed-Partner-Development_architecture.png" descr="Four lanes — ISV customer, OBP, Automatum and AWS. OBP recruits, contracts and enables reseller partners and runs the partner system of record covering deal registration, commissions and CRM sync. Automatum issues selling authorizations and CPPOs as seller of record — dashed, because the mechanism awaits AWS and Automatum confirmation. AWS Marketplace carries them, the end customer transacts, and Partner Revenue Measurement attribution feeds OBP's monthly report on partners issuing offers."/>
                   <wp:cNvGraphicFramePr>
                     <a:graphicFrameLocks noChangeAspect="1"/>
                   </wp:cNvGraphicFramePr>
@@ -4270,7 +4236,7 @@
                     <a:graphicData uri="http://schemas.openxmlformats.org/drawingml/2006/picture">
                       <pic:pic>
                         <pic:nvPicPr>
-                          <pic:cNvPr id="1001" name="04_Managed-Partner-Development_architecture.png" descr="Four lanes — ISV customer, OBP, Automatum and AWS. OBP recruits, contracts and enables reseller partners and runs the partner system of record covering deal registration, commissions and CRM sync. Automatum issues selling authorizations and CPPOs as seller of record — dashed, because the mechanism is not yet confirmed. AWS Marketplace carries them, the end customer transacts, and Partner Revenue Measurement attribution feeds OBP's monthly report on partners issuing offers."/>
+                          <pic:cNvPr id="1001" name="04_Managed-Partner-Development_architecture.png" descr="Four lanes — ISV customer, OBP, Automatum and AWS. OBP recruits, contracts and enables reseller partners and runs the partner system of record covering deal registration, commissions and CRM sync. Automatum issues selling authorizations and CPPOs as seller of record — dashed, because the mechanism awaits AWS and Automatum confirmation. AWS Marketplace carries them, the end customer transacts, and Partner Revenue Measurement attribution feeds OBP's monthly report on partners issuing offers."/>
                           <pic:cNvPicPr/>
                         </pic:nvPicPr>
                         <pic:blipFill>
@@ -4404,41 +4370,41 @@
                 <w:sz w:val="20"/>
                 <w:szCs w:val="20"/>
               </w:rPr>
-              <w:t xml:space="preserve">Both partners recommend proceeding, in wave two.</w:t>
-            </w:r>
-          </w:p>
-          <w:p>
-            <w:pPr>
-              <w:rPr>
-                <w:rFonts w:ascii="Amazon Ember" w:hAnsi="Amazon Ember" w:cs="Amazon Ember"/>
-                <w:sz w:val="20"/>
-                <w:szCs w:val="20"/>
-              </w:rPr>
-            </w:pPr>
-            <w:r>
-              <w:rPr>
-                <w:rFonts w:ascii="Amazon Ember" w:hAnsi="Amazon Ember" w:cs="Amazon Ember"/>
-                <w:sz w:val="20"/>
-                <w:szCs w:val="20"/>
-              </w:rPr>
-              <w:t xml:space="preserve">Findings: an eight-month ramp that sets the term, and a reported metric a customer can audit because it sits in a system of record. The material risk is a mechanism question rather than a delivery one — if a third-party reseller cannot issue offers against Automatum's listing under its seller-of-record position, the outcome model needs rebuilding. Confirm before build.</w:t>
-            </w:r>
-          </w:p>
-          <w:p>
-            <w:pPr>
-              <w:rPr>
-                <w:rFonts w:ascii="Amazon Ember" w:hAnsi="Amazon Ember" w:cs="Amazon Ember"/>
-                <w:sz w:val="20"/>
-                <w:szCs w:val="20"/>
-              </w:rPr>
-            </w:pPr>
-            <w:r>
-              <w:rPr>
-                <w:rFonts w:ascii="Amazon Ember" w:hAnsi="Amazon Ember" w:cs="Amazon Ember"/>
-                <w:sz w:val="20"/>
-                <w:szCs w:val="20"/>
-              </w:rPr>
-              <w:t xml:space="preserve">Open before build: the reseller offer-issuance mechanism; the CPPO boundary with Managed Marketplace Operations; seats per rung and cost recovery for the partner system of record; ownership of the partner agreements and the channel record at end of term or on non-renewal; and the staffing model.</w:t>
+              <w:t xml:space="preserve">Both partners recommend proceeding.</w:t>
+            </w:r>
+          </w:p>
+          <w:p>
+            <w:pPr>
+              <w:rPr>
+                <w:rFonts w:ascii="Amazon Ember" w:hAnsi="Amazon Ember" w:cs="Amazon Ember"/>
+                <w:sz w:val="20"/>
+                <w:szCs w:val="20"/>
+              </w:rPr>
+            </w:pPr>
+            <w:r>
+              <w:rPr>
+                <w:rFonts w:ascii="Amazon Ember" w:hAnsi="Amazon Ember" w:cs="Amazon Ember"/>
+                <w:sz w:val="20"/>
+                <w:szCs w:val="20"/>
+              </w:rPr>
+              <w:t xml:space="preserve">Findings: the buyer is the CRO, and the outcome type is top-line — the customers and revenue an ISV targets from a reseller channel. The ramp to a first partner transaction is eight months, which sets the term, and the reported metric sits in a system of record where a customer can audit it. The material risk is a mechanism question: the outcome model depends on a third-party reseller being able to issue offers against Automatum's listing while Automatum is seller of record. Confirm before build.</w:t>
+            </w:r>
+          </w:p>
+          <w:p>
+            <w:pPr>
+              <w:rPr>
+                <w:rFonts w:ascii="Amazon Ember" w:hAnsi="Amazon Ember" w:cs="Amazon Ember"/>
+                <w:sz w:val="20"/>
+                <w:szCs w:val="20"/>
+              </w:rPr>
+            </w:pPr>
+            <w:r>
+              <w:rPr>
+                <w:rFonts w:ascii="Amazon Ember" w:hAnsi="Amazon Ember" w:cs="Amazon Ember"/>
+                <w:sz w:val="20"/>
+                <w:szCs w:val="20"/>
+              </w:rPr>
+              <w:t xml:space="preserve">Open before build: the reseller offer-issuance mechanism, and ownership of the partner agreements and the channel record at end of term or on non-renewal.</w:t>
             </w:r>
           </w:p>
         </w:tc>
@@ -4585,7 +4551,7 @@
                 <w:sz w:val="20"/>
                 <w:szCs w:val="20"/>
               </w:rPr>
-              <w:t xml:space="preserve">Both partners source, and AWS sources through ACE, where five opportunity submissions are committed for this solution. Managed Marketplace Operations is also a source: its customers already transact and are the natural candidates for a channel. Partner-sourced deals filed to ACE by OBP are counted separately from the programme's five per Solution ID. An opportunity belongs to exactly one solution. Where a customer buys more than one of the four, the higher solution's commit column governs any overlap and the same work is not billed twice.</w:t>
+              <w:t xml:space="preserve">Both partners source, and AWS sources through ACE, where five opportunity submissions are committed for this solution — each one covering an engagement of Managed Partner Development the partners are pursuing. An opportunity is registered against this Solution ID. Deals the ISV's channel sources are filed to AWS co-sell by OBP as the ISV's own opportunities.</w:t>
             </w:r>
           </w:p>
         </w:tc>
@@ -4641,7 +4607,7 @@
                 <w:sz w:val="20"/>
                 <w:szCs w:val="20"/>
               </w:rPr>
-              <w:t xml:space="preserve">Not yet. The revenue split on each line, the flow of funds and payment trigger, Marketplace fee treatment and milestone apportionment are on the agenda for a partner call and remain unsettled. Two items are specific to this solution: cost recovery for the partner system of record inside the engagement fee, stress-tested against the lowest rung; and ownership of the executed partner agreements and the channel record at end of term or on non-renewal.</w:t>
+              <w:t xml:space="preserve">Not yet. The commercial terms between the partners cover the revenue split on each line, the flow of funds and payment trigger, Marketplace fee treatment and milestone apportionment.</w:t>
             </w:r>
           </w:p>
         </w:tc>
